--- a/Documents/Features.docx
+++ b/Documents/Features.docx
@@ -444,11 +444,13 @@
         <w:spacing w:line="360" w:lineRule="auto"/>
         <w:rPr>
           <w:rFonts w:ascii="Times New Roman" w:hAnsi="Times New Roman" w:cs="Times New Roman"/>
-        </w:rPr>
-      </w:pPr>
-      <w:r>
-        <w:rPr>
-          <w:rFonts w:ascii="Times New Roman" w:hAnsi="Times New Roman" w:cs="Times New Roman"/>
+          <w:highlight w:val="yellow"/>
+        </w:rPr>
+      </w:pPr>
+      <w:r>
+        <w:rPr>
+          <w:rFonts w:ascii="Times New Roman" w:hAnsi="Times New Roman" w:cs="Times New Roman"/>
+          <w:highlight w:val="yellow"/>
         </w:rPr>
         <w:t>Optional password visibility toggle</w:t>
       </w:r>
@@ -712,11 +714,13 @@
         <w:spacing w:line="360" w:lineRule="auto"/>
         <w:rPr>
           <w:rFonts w:ascii="Times New Roman" w:hAnsi="Times New Roman" w:cs="Times New Roman"/>
-        </w:rPr>
-      </w:pPr>
-      <w:r>
-        <w:rPr>
-          <w:rFonts w:ascii="Times New Roman" w:hAnsi="Times New Roman" w:cs="Times New Roman"/>
+          <w:highlight w:val="yellow"/>
+        </w:rPr>
+      </w:pPr>
+      <w:r>
+        <w:rPr>
+          <w:rFonts w:ascii="Times New Roman" w:hAnsi="Times New Roman" w:cs="Times New Roman"/>
+          <w:highlight w:val="yellow"/>
         </w:rPr>
         <w:t>Optional “forgot password” feature if you want extra functionality</w:t>
       </w:r>
@@ -6071,6 +6075,7 @@
   <w:style w:type="character" w:default="1" w:styleId="DefaultParagraphFont">
     <w:name w:val="Default Paragraph Font"/>
     <w:uiPriority w:val="1"/>
+    <w:semiHidden/>
     <w:unhideWhenUsed/>
   </w:style>
   <w:style w:type="table" w:default="1" w:styleId="TableNormal">

--- a/Documents/Features.docx
+++ b/Documents/Features.docx
@@ -533,6 +533,12 @@
         </w:rPr>
         <w:t>Username/email field</w:t>
       </w:r>
+      <w:r>
+        <w:rPr>
+          <w:rFonts w:ascii="Times New Roman" w:hAnsi="Times New Roman" w:cs="Times New Roman"/>
+        </w:rPr>
+        <w:t xml:space="preserve"> (currently only email, not username)</w:t>
+      </w:r>
     </w:p>
     <w:p>
       <w:pPr>
@@ -722,7 +728,7 @@
           <w:rFonts w:ascii="Times New Roman" w:hAnsi="Times New Roman" w:cs="Times New Roman"/>
           <w:highlight w:val="yellow"/>
         </w:rPr>
-        <w:t>Optional “forgot password” feature if you want extra functionality</w:t>
+        <w:t xml:space="preserve">Optional “forgot password” feature </w:t>
       </w:r>
     </w:p>
     <w:p>
@@ -1174,7 +1180,7 @@
         <w:rPr>
           <w:rFonts w:ascii="Times New Roman" w:hAnsi="Times New Roman" w:cs="Times New Roman"/>
         </w:rPr>
-        <w:t>Main clickable button/object</w:t>
+        <w:t>Main clickable object</w:t>
       </w:r>
     </w:p>
     <w:p>
@@ -1216,7 +1222,7 @@
         <w:rPr>
           <w:rFonts w:ascii="Times New Roman" w:hAnsi="Times New Roman" w:cs="Times New Roman"/>
         </w:rPr>
-        <w:t>Timer if your game is timed</w:t>
+        <w:t>Points per click display</w:t>
       </w:r>
     </w:p>
     <w:p>
@@ -1237,7 +1243,7 @@
         <w:rPr>
           <w:rFonts w:ascii="Times New Roman" w:hAnsi="Times New Roman" w:cs="Times New Roman"/>
         </w:rPr>
-        <w:t>Points per click display</w:t>
+        <w:t>Start/reset game button</w:t>
       </w:r>
     </w:p>
     <w:p>
@@ -1258,7 +1264,7 @@
         <w:rPr>
           <w:rFonts w:ascii="Times New Roman" w:hAnsi="Times New Roman" w:cs="Times New Roman"/>
         </w:rPr>
-        <w:t>Start/reset game button</w:t>
+        <w:t>Upgrades section</w:t>
       </w:r>
     </w:p>
     <w:p>
@@ -1279,70 +1285,7 @@
         <w:rPr>
           <w:rFonts w:ascii="Times New Roman" w:hAnsi="Times New Roman" w:cs="Times New Roman"/>
         </w:rPr>
-        <w:t>Upgrades section if included</w:t>
-      </w:r>
-    </w:p>
-    <w:p>
-      <w:pPr>
-        <w:numPr>
-          <w:ilvl w:val="0"/>
-          <w:numId w:val="14"/>
-        </w:numPr>
-        <w:tabs>
-          <w:tab w:val="num" w:pos="720"/>
-        </w:tabs>
-        <w:spacing w:line="360" w:lineRule="auto"/>
-        <w:rPr>
-          <w:rFonts w:ascii="Times New Roman" w:hAnsi="Times New Roman" w:cs="Times New Roman"/>
-        </w:rPr>
-      </w:pPr>
-      <w:r>
-        <w:rPr>
-          <w:rFonts w:ascii="Times New Roman" w:hAnsi="Times New Roman" w:cs="Times New Roman"/>
-        </w:rPr>
-        <w:t>Auto-clicker section if included</w:t>
-      </w:r>
-    </w:p>
-    <w:p>
-      <w:pPr>
-        <w:numPr>
-          <w:ilvl w:val="0"/>
-          <w:numId w:val="14"/>
-        </w:numPr>
-        <w:tabs>
-          <w:tab w:val="num" w:pos="720"/>
-        </w:tabs>
-        <w:spacing w:line="360" w:lineRule="auto"/>
-        <w:rPr>
-          <w:rFonts w:ascii="Times New Roman" w:hAnsi="Times New Roman" w:cs="Times New Roman"/>
-        </w:rPr>
-      </w:pPr>
-      <w:r>
-        <w:rPr>
-          <w:rFonts w:ascii="Times New Roman" w:hAnsi="Times New Roman" w:cs="Times New Roman"/>
-        </w:rPr>
         <w:t>Visual feedback when clicking</w:t>
-      </w:r>
-    </w:p>
-    <w:p>
-      <w:pPr>
-        <w:numPr>
-          <w:ilvl w:val="0"/>
-          <w:numId w:val="14"/>
-        </w:numPr>
-        <w:tabs>
-          <w:tab w:val="num" w:pos="720"/>
-        </w:tabs>
-        <w:spacing w:line="360" w:lineRule="auto"/>
-        <w:rPr>
-          <w:rFonts w:ascii="Times New Roman" w:hAnsi="Times New Roman" w:cs="Times New Roman"/>
-        </w:rPr>
-      </w:pPr>
-      <w:r>
-        <w:rPr>
-          <w:rFonts w:ascii="Times New Roman" w:hAnsi="Times New Roman" w:cs="Times New Roman"/>
-        </w:rPr>
-        <w:t>End game button or automatic game over</w:t>
       </w:r>
     </w:p>
     <w:p>
@@ -1387,918 +1330,896 @@
           <w:u w:val="single"/>
         </w:rPr>
       </w:pPr>
-    </w:p>
-    <w:p>
-      <w:pPr>
-        <w:spacing w:line="360" w:lineRule="auto"/>
+      <w:r>
         <w:rPr>
           <w:rFonts w:ascii="Times New Roman" w:hAnsi="Times New Roman" w:cs="Times New Roman"/>
           <w:sz w:val="28"/>
           <w:szCs w:val="28"/>
           <w:u w:val="single"/>
         </w:rPr>
-      </w:pPr>
-      <w:r>
+        <w:t>7. Results/history page for players</w:t>
+      </w:r>
+    </w:p>
+    <w:p>
+      <w:pPr>
+        <w:spacing w:line="360" w:lineRule="auto"/>
+        <w:rPr>
+          <w:rFonts w:ascii="Times New Roman" w:hAnsi="Times New Roman" w:cs="Times New Roman"/>
+        </w:rPr>
+      </w:pPr>
+      <w:r>
+        <w:rPr>
+          <w:rFonts w:ascii="Times New Roman" w:hAnsi="Times New Roman" w:cs="Times New Roman"/>
+        </w:rPr>
+        <w:t>This page lets players see their past game performance.</w:t>
+      </w:r>
+    </w:p>
+    <w:p>
+      <w:pPr>
+        <w:spacing w:line="360" w:lineRule="auto"/>
+        <w:rPr>
+          <w:rFonts w:ascii="Times New Roman" w:hAnsi="Times New Roman" w:cs="Times New Roman"/>
+        </w:rPr>
+      </w:pPr>
+      <w:r>
+        <w:rPr>
+          <w:rFonts w:ascii="Times New Roman" w:hAnsi="Times New Roman" w:cs="Times New Roman"/>
+        </w:rPr>
+        <w:t>Features:</w:t>
+      </w:r>
+    </w:p>
+    <w:p>
+      <w:pPr>
+        <w:numPr>
+          <w:ilvl w:val="0"/>
+          <w:numId w:val="15"/>
+        </w:numPr>
+        <w:tabs>
+          <w:tab w:val="num" w:pos="720"/>
+        </w:tabs>
+        <w:spacing w:line="360" w:lineRule="auto"/>
+        <w:rPr>
+          <w:rFonts w:ascii="Times New Roman" w:hAnsi="Times New Roman" w:cs="Times New Roman"/>
+        </w:rPr>
+      </w:pPr>
+      <w:r>
+        <w:rPr>
+          <w:rFonts w:ascii="Times New Roman" w:hAnsi="Times New Roman" w:cs="Times New Roman"/>
+        </w:rPr>
+        <w:t>List of past scores</w:t>
+      </w:r>
+    </w:p>
+    <w:p>
+      <w:pPr>
+        <w:numPr>
+          <w:ilvl w:val="0"/>
+          <w:numId w:val="15"/>
+        </w:numPr>
+        <w:tabs>
+          <w:tab w:val="num" w:pos="720"/>
+        </w:tabs>
+        <w:spacing w:line="360" w:lineRule="auto"/>
+        <w:rPr>
+          <w:rFonts w:ascii="Times New Roman" w:hAnsi="Times New Roman" w:cs="Times New Roman"/>
+        </w:rPr>
+      </w:pPr>
+      <w:r>
+        <w:rPr>
+          <w:rFonts w:ascii="Times New Roman" w:hAnsi="Times New Roman" w:cs="Times New Roman"/>
+        </w:rPr>
+        <w:lastRenderedPageBreak/>
+        <w:t>Highest score</w:t>
+      </w:r>
+    </w:p>
+    <w:p>
+      <w:pPr>
+        <w:numPr>
+          <w:ilvl w:val="0"/>
+          <w:numId w:val="15"/>
+        </w:numPr>
+        <w:tabs>
+          <w:tab w:val="num" w:pos="720"/>
+        </w:tabs>
+        <w:spacing w:line="360" w:lineRule="auto"/>
+        <w:rPr>
+          <w:rFonts w:ascii="Times New Roman" w:hAnsi="Times New Roman" w:cs="Times New Roman"/>
+        </w:rPr>
+      </w:pPr>
+      <w:r>
+        <w:rPr>
+          <w:rFonts w:ascii="Times New Roman" w:hAnsi="Times New Roman" w:cs="Times New Roman"/>
+        </w:rPr>
+        <w:t>Latest score</w:t>
+      </w:r>
+    </w:p>
+    <w:p>
+      <w:pPr>
+        <w:numPr>
+          <w:ilvl w:val="0"/>
+          <w:numId w:val="15"/>
+        </w:numPr>
+        <w:tabs>
+          <w:tab w:val="num" w:pos="720"/>
+        </w:tabs>
+        <w:spacing w:line="360" w:lineRule="auto"/>
+        <w:rPr>
+          <w:rFonts w:ascii="Times New Roman" w:hAnsi="Times New Roman" w:cs="Times New Roman"/>
+        </w:rPr>
+      </w:pPr>
+      <w:r>
+        <w:rPr>
+          <w:rFonts w:ascii="Times New Roman" w:hAnsi="Times New Roman" w:cs="Times New Roman"/>
+        </w:rPr>
+        <w:t>Back button to dashboard</w:t>
+      </w:r>
+    </w:p>
+    <w:p>
+      <w:pPr>
+        <w:numPr>
+          <w:ilvl w:val="0"/>
+          <w:numId w:val="15"/>
+        </w:numPr>
+        <w:tabs>
+          <w:tab w:val="num" w:pos="720"/>
+        </w:tabs>
+        <w:spacing w:line="360" w:lineRule="auto"/>
+        <w:rPr>
+          <w:rFonts w:ascii="Times New Roman" w:hAnsi="Times New Roman" w:cs="Times New Roman"/>
+        </w:rPr>
+      </w:pPr>
+      <w:r>
+        <w:rPr>
+          <w:rFonts w:ascii="Times New Roman" w:hAnsi="Times New Roman" w:cs="Times New Roman"/>
+        </w:rPr>
+        <w:t>Logout button</w:t>
+      </w:r>
+    </w:p>
+    <w:p>
+      <w:pPr>
+        <w:numPr>
+          <w:ilvl w:val="0"/>
+          <w:numId w:val="15"/>
+        </w:numPr>
+        <w:tabs>
+          <w:tab w:val="num" w:pos="720"/>
+        </w:tabs>
+        <w:spacing w:line="360" w:lineRule="auto"/>
+        <w:rPr>
+          <w:rFonts w:ascii="Times New Roman" w:hAnsi="Times New Roman" w:cs="Times New Roman"/>
+        </w:rPr>
+      </w:pPr>
+      <w:r>
+        <w:rPr>
+          <w:rFonts w:ascii="Times New Roman" w:hAnsi="Times New Roman" w:cs="Times New Roman"/>
+        </w:rPr>
+        <w:t>Optional d</w:t>
+      </w:r>
+      <w:r>
+        <w:rPr>
+          <w:rFonts w:ascii="Times New Roman" w:hAnsi="Times New Roman" w:cs="Times New Roman"/>
+        </w:rPr>
+        <w:t>ate/time of each game</w:t>
+      </w:r>
+    </w:p>
+    <w:p>
+      <w:pPr>
+        <w:numPr>
+          <w:ilvl w:val="0"/>
+          <w:numId w:val="15"/>
+        </w:numPr>
+        <w:tabs>
+          <w:tab w:val="num" w:pos="720"/>
+        </w:tabs>
+        <w:spacing w:line="360" w:lineRule="auto"/>
+        <w:rPr>
+          <w:rFonts w:ascii="Times New Roman" w:hAnsi="Times New Roman" w:cs="Times New Roman"/>
+        </w:rPr>
+      </w:pPr>
+      <w:r>
+        <w:rPr>
+          <w:rFonts w:ascii="Times New Roman" w:hAnsi="Times New Roman" w:cs="Times New Roman"/>
+        </w:rPr>
+        <w:t>Optional statistics such as average score</w:t>
+      </w:r>
+    </w:p>
+    <w:p>
+      <w:pPr>
+        <w:spacing w:line="360" w:lineRule="auto"/>
+        <w:ind w:left="360"/>
+        <w:rPr>
+          <w:rFonts w:ascii="Times New Roman" w:hAnsi="Times New Roman" w:cs="Times New Roman"/>
+        </w:rPr>
+      </w:pPr>
+    </w:p>
+    <w:p>
+      <w:pPr>
+        <w:spacing w:line="360" w:lineRule="auto"/>
         <w:rPr>
           <w:rFonts w:ascii="Times New Roman" w:hAnsi="Times New Roman" w:cs="Times New Roman"/>
           <w:sz w:val="28"/>
           <w:szCs w:val="28"/>
           <w:u w:val="single"/>
         </w:rPr>
-        <w:lastRenderedPageBreak/>
-        <w:t>7. Results/history page for players</w:t>
-      </w:r>
-    </w:p>
-    <w:p>
-      <w:pPr>
-        <w:spacing w:line="360" w:lineRule="auto"/>
-        <w:rPr>
-          <w:rFonts w:ascii="Times New Roman" w:hAnsi="Times New Roman" w:cs="Times New Roman"/>
-        </w:rPr>
-      </w:pPr>
-      <w:r>
-        <w:rPr>
-          <w:rFonts w:ascii="Times New Roman" w:hAnsi="Times New Roman" w:cs="Times New Roman"/>
-        </w:rPr>
-        <w:t>This page lets players see their past game performance.</w:t>
-      </w:r>
-    </w:p>
-    <w:p>
-      <w:pPr>
-        <w:spacing w:line="360" w:lineRule="auto"/>
-        <w:rPr>
-          <w:rFonts w:ascii="Times New Roman" w:hAnsi="Times New Roman" w:cs="Times New Roman"/>
-        </w:rPr>
-      </w:pPr>
-      <w:r>
-        <w:rPr>
-          <w:rFonts w:ascii="Times New Roman" w:hAnsi="Times New Roman" w:cs="Times New Roman"/>
-        </w:rPr>
-        <w:t>Features:</w:t>
-      </w:r>
-    </w:p>
-    <w:p>
-      <w:pPr>
-        <w:numPr>
-          <w:ilvl w:val="0"/>
-          <w:numId w:val="15"/>
-        </w:numPr>
-        <w:tabs>
-          <w:tab w:val="num" w:pos="720"/>
-        </w:tabs>
-        <w:spacing w:line="360" w:lineRule="auto"/>
-        <w:rPr>
-          <w:rFonts w:ascii="Times New Roman" w:hAnsi="Times New Roman" w:cs="Times New Roman"/>
-        </w:rPr>
-      </w:pPr>
-      <w:r>
-        <w:rPr>
-          <w:rFonts w:ascii="Times New Roman" w:hAnsi="Times New Roman" w:cs="Times New Roman"/>
-        </w:rPr>
-        <w:t>List of past scores</w:t>
-      </w:r>
-    </w:p>
-    <w:p>
-      <w:pPr>
-        <w:numPr>
-          <w:ilvl w:val="0"/>
-          <w:numId w:val="15"/>
-        </w:numPr>
-        <w:tabs>
-          <w:tab w:val="num" w:pos="720"/>
-        </w:tabs>
-        <w:spacing w:line="360" w:lineRule="auto"/>
-        <w:rPr>
-          <w:rFonts w:ascii="Times New Roman" w:hAnsi="Times New Roman" w:cs="Times New Roman"/>
-        </w:rPr>
-      </w:pPr>
-      <w:r>
-        <w:rPr>
-          <w:rFonts w:ascii="Times New Roman" w:hAnsi="Times New Roman" w:cs="Times New Roman"/>
-        </w:rPr>
-        <w:t>Date/time of each game</w:t>
-      </w:r>
-    </w:p>
-    <w:p>
-      <w:pPr>
-        <w:numPr>
-          <w:ilvl w:val="0"/>
-          <w:numId w:val="15"/>
-        </w:numPr>
-        <w:tabs>
-          <w:tab w:val="num" w:pos="720"/>
-        </w:tabs>
-        <w:spacing w:line="360" w:lineRule="auto"/>
-        <w:rPr>
-          <w:rFonts w:ascii="Times New Roman" w:hAnsi="Times New Roman" w:cs="Times New Roman"/>
-        </w:rPr>
-      </w:pPr>
-      <w:r>
-        <w:rPr>
-          <w:rFonts w:ascii="Times New Roman" w:hAnsi="Times New Roman" w:cs="Times New Roman"/>
-        </w:rPr>
-        <w:t>Highest score</w:t>
-      </w:r>
-    </w:p>
-    <w:p>
-      <w:pPr>
-        <w:numPr>
-          <w:ilvl w:val="0"/>
-          <w:numId w:val="15"/>
-        </w:numPr>
-        <w:tabs>
-          <w:tab w:val="num" w:pos="720"/>
-        </w:tabs>
-        <w:spacing w:line="360" w:lineRule="auto"/>
-        <w:rPr>
-          <w:rFonts w:ascii="Times New Roman" w:hAnsi="Times New Roman" w:cs="Times New Roman"/>
-        </w:rPr>
-      </w:pPr>
-      <w:r>
-        <w:rPr>
-          <w:rFonts w:ascii="Times New Roman" w:hAnsi="Times New Roman" w:cs="Times New Roman"/>
-        </w:rPr>
-        <w:t>Latest score</w:t>
-      </w:r>
-    </w:p>
-    <w:p>
-      <w:pPr>
-        <w:numPr>
-          <w:ilvl w:val="0"/>
-          <w:numId w:val="15"/>
-        </w:numPr>
-        <w:tabs>
-          <w:tab w:val="num" w:pos="720"/>
-        </w:tabs>
-        <w:spacing w:line="360" w:lineRule="auto"/>
-        <w:rPr>
-          <w:rFonts w:ascii="Times New Roman" w:hAnsi="Times New Roman" w:cs="Times New Roman"/>
-        </w:rPr>
-      </w:pPr>
-      <w:r>
-        <w:rPr>
-          <w:rFonts w:ascii="Times New Roman" w:hAnsi="Times New Roman" w:cs="Times New Roman"/>
-        </w:rPr>
-        <w:t>Optional statistics such as average score</w:t>
-      </w:r>
-    </w:p>
-    <w:p>
-      <w:pPr>
-        <w:numPr>
-          <w:ilvl w:val="0"/>
-          <w:numId w:val="15"/>
-        </w:numPr>
-        <w:tabs>
-          <w:tab w:val="num" w:pos="720"/>
-        </w:tabs>
-        <w:spacing w:line="360" w:lineRule="auto"/>
-        <w:rPr>
-          <w:rFonts w:ascii="Times New Roman" w:hAnsi="Times New Roman" w:cs="Times New Roman"/>
-        </w:rPr>
-      </w:pPr>
-      <w:r>
-        <w:rPr>
-          <w:rFonts w:ascii="Times New Roman" w:hAnsi="Times New Roman" w:cs="Times New Roman"/>
-        </w:rPr>
-        <w:t>Back button to dashboard</w:t>
-      </w:r>
-    </w:p>
-    <w:p>
-      <w:pPr>
-        <w:numPr>
-          <w:ilvl w:val="0"/>
-          <w:numId w:val="15"/>
-        </w:numPr>
-        <w:tabs>
-          <w:tab w:val="num" w:pos="720"/>
-        </w:tabs>
-        <w:spacing w:line="360" w:lineRule="auto"/>
-        <w:rPr>
-          <w:rFonts w:ascii="Times New Roman" w:hAnsi="Times New Roman" w:cs="Times New Roman"/>
-        </w:rPr>
-      </w:pPr>
-      <w:r>
-        <w:rPr>
-          <w:rFonts w:ascii="Times New Roman" w:hAnsi="Times New Roman" w:cs="Times New Roman"/>
-        </w:rPr>
-        <w:t>Logout button</w:t>
-      </w:r>
-    </w:p>
-    <w:p>
-      <w:pPr>
-        <w:spacing w:line="360" w:lineRule="auto"/>
-        <w:ind w:left="360"/>
-        <w:rPr>
-          <w:rFonts w:ascii="Times New Roman" w:hAnsi="Times New Roman" w:cs="Times New Roman"/>
-        </w:rPr>
-      </w:pPr>
-    </w:p>
-    <w:p>
-      <w:pPr>
-        <w:spacing w:line="360" w:lineRule="auto"/>
+      </w:pPr>
+      <w:r>
         <w:rPr>
           <w:rFonts w:ascii="Times New Roman" w:hAnsi="Times New Roman" w:cs="Times New Roman"/>
           <w:sz w:val="28"/>
           <w:szCs w:val="28"/>
           <w:u w:val="single"/>
         </w:rPr>
-      </w:pPr>
-      <w:r>
+        <w:t>8. Administrator dashboard</w:t>
+      </w:r>
+    </w:p>
+    <w:p>
+      <w:pPr>
+        <w:spacing w:line="360" w:lineRule="auto"/>
+        <w:rPr>
+          <w:rFonts w:ascii="Times New Roman" w:hAnsi="Times New Roman" w:cs="Times New Roman"/>
+        </w:rPr>
+      </w:pPr>
+      <w:r>
+        <w:rPr>
+          <w:rFonts w:ascii="Times New Roman" w:hAnsi="Times New Roman" w:cs="Times New Roman"/>
+        </w:rPr>
+        <w:t>This page is for the administrator after logging in.</w:t>
+      </w:r>
+    </w:p>
+    <w:p>
+      <w:pPr>
+        <w:spacing w:line="360" w:lineRule="auto"/>
+        <w:rPr>
+          <w:rFonts w:ascii="Times New Roman" w:hAnsi="Times New Roman" w:cs="Times New Roman"/>
+        </w:rPr>
+      </w:pPr>
+      <w:r>
+        <w:rPr>
+          <w:rFonts w:ascii="Times New Roman" w:hAnsi="Times New Roman" w:cs="Times New Roman"/>
+        </w:rPr>
+        <w:t>Features:</w:t>
+      </w:r>
+    </w:p>
+    <w:p>
+      <w:pPr>
+        <w:numPr>
+          <w:ilvl w:val="0"/>
+          <w:numId w:val="16"/>
+        </w:numPr>
+        <w:tabs>
+          <w:tab w:val="num" w:pos="720"/>
+        </w:tabs>
+        <w:spacing w:line="360" w:lineRule="auto"/>
+        <w:rPr>
+          <w:rFonts w:ascii="Times New Roman" w:hAnsi="Times New Roman" w:cs="Times New Roman"/>
+        </w:rPr>
+      </w:pPr>
+      <w:r>
+        <w:rPr>
+          <w:rFonts w:ascii="Times New Roman" w:hAnsi="Times New Roman" w:cs="Times New Roman"/>
+        </w:rPr>
+        <w:t>Welcome message for admin</w:t>
+      </w:r>
+    </w:p>
+    <w:p>
+      <w:pPr>
+        <w:numPr>
+          <w:ilvl w:val="0"/>
+          <w:numId w:val="16"/>
+        </w:numPr>
+        <w:tabs>
+          <w:tab w:val="num" w:pos="720"/>
+        </w:tabs>
+        <w:spacing w:line="360" w:lineRule="auto"/>
+        <w:rPr>
+          <w:rFonts w:ascii="Times New Roman" w:hAnsi="Times New Roman" w:cs="Times New Roman"/>
+        </w:rPr>
+      </w:pPr>
+      <w:r>
+        <w:rPr>
+          <w:rFonts w:ascii="Times New Roman" w:hAnsi="Times New Roman" w:cs="Times New Roman"/>
+        </w:rPr>
+        <w:t>View player accounts button</w:t>
+      </w:r>
+    </w:p>
+    <w:p>
+      <w:pPr>
+        <w:numPr>
+          <w:ilvl w:val="0"/>
+          <w:numId w:val="16"/>
+        </w:numPr>
+        <w:tabs>
+          <w:tab w:val="num" w:pos="720"/>
+        </w:tabs>
+        <w:spacing w:line="360" w:lineRule="auto"/>
+        <w:rPr>
+          <w:rFonts w:ascii="Times New Roman" w:hAnsi="Times New Roman" w:cs="Times New Roman"/>
+        </w:rPr>
+      </w:pPr>
+      <w:r>
+        <w:rPr>
+          <w:rFonts w:ascii="Times New Roman" w:hAnsi="Times New Roman" w:cs="Times New Roman"/>
+        </w:rPr>
+        <w:t>View player results button</w:t>
+      </w:r>
+    </w:p>
+    <w:p>
+      <w:pPr>
+        <w:numPr>
+          <w:ilvl w:val="0"/>
+          <w:numId w:val="16"/>
+        </w:numPr>
+        <w:tabs>
+          <w:tab w:val="num" w:pos="720"/>
+        </w:tabs>
+        <w:spacing w:line="360" w:lineRule="auto"/>
+        <w:rPr>
+          <w:rFonts w:ascii="Times New Roman" w:hAnsi="Times New Roman" w:cs="Times New Roman"/>
+        </w:rPr>
+      </w:pPr>
+      <w:r>
+        <w:rPr>
+          <w:rFonts w:ascii="Times New Roman" w:hAnsi="Times New Roman" w:cs="Times New Roman"/>
+        </w:rPr>
+        <w:t>Search for player feature</w:t>
+      </w:r>
+    </w:p>
+    <w:p>
+      <w:pPr>
+        <w:numPr>
+          <w:ilvl w:val="0"/>
+          <w:numId w:val="16"/>
+        </w:numPr>
+        <w:tabs>
+          <w:tab w:val="num" w:pos="720"/>
+        </w:tabs>
+        <w:spacing w:line="360" w:lineRule="auto"/>
+        <w:rPr>
+          <w:rFonts w:ascii="Times New Roman" w:hAnsi="Times New Roman" w:cs="Times New Roman"/>
+        </w:rPr>
+      </w:pPr>
+      <w:r>
+        <w:rPr>
+          <w:rFonts w:ascii="Times New Roman" w:hAnsi="Times New Roman" w:cs="Times New Roman"/>
+        </w:rPr>
+        <w:t>Logout button</w:t>
+      </w:r>
+    </w:p>
+    <w:p>
+      <w:pPr>
+        <w:numPr>
+          <w:ilvl w:val="0"/>
+          <w:numId w:val="16"/>
+        </w:numPr>
+        <w:tabs>
+          <w:tab w:val="num" w:pos="720"/>
+        </w:tabs>
+        <w:spacing w:line="360" w:lineRule="auto"/>
+        <w:rPr>
+          <w:rFonts w:ascii="Times New Roman" w:hAnsi="Times New Roman" w:cs="Times New Roman"/>
+        </w:rPr>
+      </w:pPr>
+      <w:r>
+        <w:rPr>
+          <w:rFonts w:ascii="Times New Roman" w:hAnsi="Times New Roman" w:cs="Times New Roman"/>
+        </w:rPr>
+        <w:t>Optional summary statistics such as total players or highest score</w:t>
+      </w:r>
+    </w:p>
+    <w:p>
+      <w:pPr>
+        <w:spacing w:line="360" w:lineRule="auto"/>
+        <w:rPr>
+          <w:rFonts w:ascii="Times New Roman" w:hAnsi="Times New Roman" w:cs="Times New Roman"/>
+        </w:rPr>
+      </w:pPr>
+    </w:p>
+    <w:p>
+      <w:pPr>
+        <w:spacing w:line="360" w:lineRule="auto"/>
         <w:rPr>
           <w:rFonts w:ascii="Times New Roman" w:hAnsi="Times New Roman" w:cs="Times New Roman"/>
           <w:sz w:val="28"/>
           <w:szCs w:val="28"/>
           <w:u w:val="single"/>
         </w:rPr>
-        <w:t>8. Administrator dashboard</w:t>
-      </w:r>
-    </w:p>
-    <w:p>
-      <w:pPr>
-        <w:spacing w:line="360" w:lineRule="auto"/>
-        <w:rPr>
-          <w:rFonts w:ascii="Times New Roman" w:hAnsi="Times New Roman" w:cs="Times New Roman"/>
-        </w:rPr>
-      </w:pPr>
-      <w:r>
-        <w:rPr>
-          <w:rFonts w:ascii="Times New Roman" w:hAnsi="Times New Roman" w:cs="Times New Roman"/>
-        </w:rPr>
-        <w:t>This page is for the administrator after logging in.</w:t>
-      </w:r>
-    </w:p>
-    <w:p>
-      <w:pPr>
-        <w:spacing w:line="360" w:lineRule="auto"/>
-        <w:rPr>
-          <w:rFonts w:ascii="Times New Roman" w:hAnsi="Times New Roman" w:cs="Times New Roman"/>
-        </w:rPr>
-      </w:pPr>
-      <w:r>
-        <w:rPr>
-          <w:rFonts w:ascii="Times New Roman" w:hAnsi="Times New Roman" w:cs="Times New Roman"/>
-        </w:rPr>
-        <w:t>Features:</w:t>
-      </w:r>
-    </w:p>
-    <w:p>
-      <w:pPr>
-        <w:numPr>
-          <w:ilvl w:val="0"/>
-          <w:numId w:val="16"/>
-        </w:numPr>
-        <w:tabs>
-          <w:tab w:val="num" w:pos="720"/>
-        </w:tabs>
-        <w:spacing w:line="360" w:lineRule="auto"/>
-        <w:rPr>
-          <w:rFonts w:ascii="Times New Roman" w:hAnsi="Times New Roman" w:cs="Times New Roman"/>
-        </w:rPr>
-      </w:pPr>
-      <w:r>
-        <w:rPr>
-          <w:rFonts w:ascii="Times New Roman" w:hAnsi="Times New Roman" w:cs="Times New Roman"/>
-        </w:rPr>
-        <w:t>Welcome message for admin</w:t>
-      </w:r>
-    </w:p>
-    <w:p>
-      <w:pPr>
-        <w:numPr>
-          <w:ilvl w:val="0"/>
-          <w:numId w:val="16"/>
-        </w:numPr>
-        <w:tabs>
-          <w:tab w:val="num" w:pos="720"/>
-        </w:tabs>
-        <w:spacing w:line="360" w:lineRule="auto"/>
-        <w:rPr>
-          <w:rFonts w:ascii="Times New Roman" w:hAnsi="Times New Roman" w:cs="Times New Roman"/>
-        </w:rPr>
-      </w:pPr>
-      <w:r>
-        <w:rPr>
-          <w:rFonts w:ascii="Times New Roman" w:hAnsi="Times New Roman" w:cs="Times New Roman"/>
-        </w:rPr>
-        <w:t>View player accounts button</w:t>
-      </w:r>
-    </w:p>
-    <w:p>
-      <w:pPr>
-        <w:numPr>
-          <w:ilvl w:val="0"/>
-          <w:numId w:val="16"/>
-        </w:numPr>
-        <w:tabs>
-          <w:tab w:val="num" w:pos="720"/>
-        </w:tabs>
-        <w:spacing w:line="360" w:lineRule="auto"/>
-        <w:rPr>
-          <w:rFonts w:ascii="Times New Roman" w:hAnsi="Times New Roman" w:cs="Times New Roman"/>
-        </w:rPr>
-      </w:pPr>
-      <w:r>
-        <w:rPr>
-          <w:rFonts w:ascii="Times New Roman" w:hAnsi="Times New Roman" w:cs="Times New Roman"/>
-        </w:rPr>
-        <w:t>View player results button</w:t>
-      </w:r>
-    </w:p>
-    <w:p>
-      <w:pPr>
-        <w:numPr>
-          <w:ilvl w:val="0"/>
-          <w:numId w:val="16"/>
-        </w:numPr>
-        <w:tabs>
-          <w:tab w:val="num" w:pos="720"/>
-        </w:tabs>
-        <w:spacing w:line="360" w:lineRule="auto"/>
-        <w:rPr>
-          <w:rFonts w:ascii="Times New Roman" w:hAnsi="Times New Roman" w:cs="Times New Roman"/>
-        </w:rPr>
-      </w:pPr>
-      <w:r>
-        <w:rPr>
-          <w:rFonts w:ascii="Times New Roman" w:hAnsi="Times New Roman" w:cs="Times New Roman"/>
-        </w:rPr>
-        <w:t>Search for player feature</w:t>
-      </w:r>
-    </w:p>
-    <w:p>
-      <w:pPr>
-        <w:numPr>
-          <w:ilvl w:val="0"/>
-          <w:numId w:val="16"/>
-        </w:numPr>
-        <w:tabs>
-          <w:tab w:val="num" w:pos="720"/>
-        </w:tabs>
-        <w:spacing w:line="360" w:lineRule="auto"/>
-        <w:rPr>
-          <w:rFonts w:ascii="Times New Roman" w:hAnsi="Times New Roman" w:cs="Times New Roman"/>
-        </w:rPr>
-      </w:pPr>
-      <w:r>
-        <w:rPr>
-          <w:rFonts w:ascii="Times New Roman" w:hAnsi="Times New Roman" w:cs="Times New Roman"/>
-        </w:rPr>
-        <w:t>Logout button</w:t>
-      </w:r>
-    </w:p>
-    <w:p>
-      <w:pPr>
-        <w:numPr>
-          <w:ilvl w:val="0"/>
-          <w:numId w:val="16"/>
-        </w:numPr>
-        <w:tabs>
-          <w:tab w:val="num" w:pos="720"/>
-        </w:tabs>
-        <w:spacing w:line="360" w:lineRule="auto"/>
-        <w:rPr>
-          <w:rFonts w:ascii="Times New Roman" w:hAnsi="Times New Roman" w:cs="Times New Roman"/>
-        </w:rPr>
-      </w:pPr>
-      <w:r>
-        <w:rPr>
-          <w:rFonts w:ascii="Times New Roman" w:hAnsi="Times New Roman" w:cs="Times New Roman"/>
-        </w:rPr>
-        <w:t>Optional summary statistics such as total players or highest score</w:t>
-      </w:r>
-    </w:p>
-    <w:p>
-      <w:pPr>
-        <w:spacing w:line="360" w:lineRule="auto"/>
-        <w:rPr>
-          <w:rFonts w:ascii="Times New Roman" w:hAnsi="Times New Roman" w:cs="Times New Roman"/>
-        </w:rPr>
-      </w:pPr>
-    </w:p>
-    <w:p>
-      <w:pPr>
-        <w:spacing w:line="360" w:lineRule="auto"/>
-        <w:rPr>
-          <w:rFonts w:ascii="Times New Roman" w:hAnsi="Times New Roman" w:cs="Times New Roman"/>
-        </w:rPr>
-      </w:pPr>
-    </w:p>
-    <w:p>
-      <w:pPr>
-        <w:spacing w:line="360" w:lineRule="auto"/>
-        <w:rPr>
-          <w:rFonts w:ascii="Times New Roman" w:hAnsi="Times New Roman" w:cs="Times New Roman"/>
-        </w:rPr>
-      </w:pPr>
-    </w:p>
-    <w:p>
-      <w:pPr>
-        <w:spacing w:line="360" w:lineRule="auto"/>
-        <w:rPr>
-          <w:rFonts w:ascii="Times New Roman" w:hAnsi="Times New Roman" w:cs="Times New Roman"/>
-        </w:rPr>
-      </w:pPr>
-    </w:p>
-    <w:p>
-      <w:pPr>
-        <w:spacing w:line="360" w:lineRule="auto"/>
-        <w:rPr>
-          <w:rFonts w:ascii="Times New Roman" w:hAnsi="Times New Roman" w:cs="Times New Roman"/>
-        </w:rPr>
-      </w:pPr>
-    </w:p>
-    <w:p>
-      <w:pPr>
-        <w:spacing w:line="360" w:lineRule="auto"/>
+      </w:pPr>
+      <w:r>
         <w:rPr>
           <w:rFonts w:ascii="Times New Roman" w:hAnsi="Times New Roman" w:cs="Times New Roman"/>
           <w:sz w:val="28"/>
           <w:szCs w:val="28"/>
           <w:u w:val="single"/>
         </w:rPr>
-      </w:pPr>
-      <w:r>
+        <w:t>9. Player accounts management page</w:t>
+      </w:r>
+    </w:p>
+    <w:p>
+      <w:pPr>
+        <w:spacing w:line="360" w:lineRule="auto"/>
+        <w:rPr>
+          <w:rFonts w:ascii="Times New Roman" w:hAnsi="Times New Roman" w:cs="Times New Roman"/>
+        </w:rPr>
+      </w:pPr>
+      <w:r>
+        <w:rPr>
+          <w:rFonts w:ascii="Times New Roman" w:hAnsi="Times New Roman" w:cs="Times New Roman"/>
+        </w:rPr>
+        <w:t>This page lets the administrator view account information.</w:t>
+      </w:r>
+    </w:p>
+    <w:p>
+      <w:pPr>
+        <w:spacing w:line="360" w:lineRule="auto"/>
+        <w:rPr>
+          <w:rFonts w:ascii="Times New Roman" w:hAnsi="Times New Roman" w:cs="Times New Roman"/>
+        </w:rPr>
+      </w:pPr>
+      <w:r>
+        <w:rPr>
+          <w:rFonts w:ascii="Times New Roman" w:hAnsi="Times New Roman" w:cs="Times New Roman"/>
+        </w:rPr>
+        <w:t>Features:</w:t>
+      </w:r>
+    </w:p>
+    <w:p>
+      <w:pPr>
+        <w:numPr>
+          <w:ilvl w:val="0"/>
+          <w:numId w:val="17"/>
+        </w:numPr>
+        <w:tabs>
+          <w:tab w:val="clear" w:pos="360"/>
+          <w:tab w:val="num" w:pos="720"/>
+        </w:tabs>
+        <w:spacing w:line="360" w:lineRule="auto"/>
+        <w:rPr>
+          <w:rFonts w:ascii="Times New Roman" w:hAnsi="Times New Roman" w:cs="Times New Roman"/>
+        </w:rPr>
+      </w:pPr>
+      <w:r>
+        <w:rPr>
+          <w:rFonts w:ascii="Times New Roman" w:hAnsi="Times New Roman" w:cs="Times New Roman"/>
+        </w:rPr>
+        <w:t>Table of player accounts</w:t>
+      </w:r>
+    </w:p>
+    <w:p>
+      <w:pPr>
+        <w:numPr>
+          <w:ilvl w:val="0"/>
+          <w:numId w:val="17"/>
+        </w:numPr>
+        <w:tabs>
+          <w:tab w:val="clear" w:pos="360"/>
+          <w:tab w:val="num" w:pos="720"/>
+        </w:tabs>
+        <w:spacing w:line="360" w:lineRule="auto"/>
+        <w:rPr>
+          <w:rFonts w:ascii="Times New Roman" w:hAnsi="Times New Roman" w:cs="Times New Roman"/>
+        </w:rPr>
+      </w:pPr>
+      <w:r>
+        <w:rPr>
+          <w:rFonts w:ascii="Times New Roman" w:hAnsi="Times New Roman" w:cs="Times New Roman"/>
+        </w:rPr>
+        <w:t>Username</w:t>
+      </w:r>
+    </w:p>
+    <w:p>
+      <w:pPr>
+        <w:numPr>
+          <w:ilvl w:val="0"/>
+          <w:numId w:val="17"/>
+        </w:numPr>
+        <w:tabs>
+          <w:tab w:val="clear" w:pos="360"/>
+          <w:tab w:val="num" w:pos="720"/>
+        </w:tabs>
+        <w:spacing w:line="360" w:lineRule="auto"/>
+        <w:rPr>
+          <w:rFonts w:ascii="Times New Roman" w:hAnsi="Times New Roman" w:cs="Times New Roman"/>
+        </w:rPr>
+      </w:pPr>
+      <w:r>
+        <w:rPr>
+          <w:rFonts w:ascii="Times New Roman" w:hAnsi="Times New Roman" w:cs="Times New Roman"/>
+        </w:rPr>
+        <w:t>Email</w:t>
+      </w:r>
+    </w:p>
+    <w:p>
+      <w:pPr>
+        <w:numPr>
+          <w:ilvl w:val="0"/>
+          <w:numId w:val="17"/>
+        </w:numPr>
+        <w:tabs>
+          <w:tab w:val="clear" w:pos="360"/>
+          <w:tab w:val="num" w:pos="720"/>
+        </w:tabs>
+        <w:spacing w:line="360" w:lineRule="auto"/>
+        <w:rPr>
+          <w:rFonts w:ascii="Times New Roman" w:hAnsi="Times New Roman" w:cs="Times New Roman"/>
+        </w:rPr>
+      </w:pPr>
+      <w:r>
+        <w:rPr>
+          <w:rFonts w:ascii="Times New Roman" w:hAnsi="Times New Roman" w:cs="Times New Roman"/>
+        </w:rPr>
+        <w:t>Search bar</w:t>
+      </w:r>
+    </w:p>
+    <w:p>
+      <w:pPr>
+        <w:numPr>
+          <w:ilvl w:val="0"/>
+          <w:numId w:val="17"/>
+        </w:numPr>
+        <w:tabs>
+          <w:tab w:val="clear" w:pos="360"/>
+          <w:tab w:val="num" w:pos="720"/>
+        </w:tabs>
+        <w:spacing w:line="360" w:lineRule="auto"/>
+        <w:rPr>
+          <w:rFonts w:ascii="Times New Roman" w:hAnsi="Times New Roman" w:cs="Times New Roman"/>
+        </w:rPr>
+      </w:pPr>
+      <w:r>
+        <w:rPr>
+          <w:rFonts w:ascii="Times New Roman" w:hAnsi="Times New Roman" w:cs="Times New Roman"/>
+        </w:rPr>
+        <w:t>Back button to admin dashboard</w:t>
+      </w:r>
+    </w:p>
+    <w:p>
+      <w:pPr>
+        <w:numPr>
+          <w:ilvl w:val="0"/>
+          <w:numId w:val="17"/>
+        </w:numPr>
+        <w:tabs>
+          <w:tab w:val="clear" w:pos="360"/>
+          <w:tab w:val="num" w:pos="720"/>
+        </w:tabs>
+        <w:spacing w:line="360" w:lineRule="auto"/>
+        <w:rPr>
+          <w:rFonts w:ascii="Times New Roman" w:hAnsi="Times New Roman" w:cs="Times New Roman"/>
+        </w:rPr>
+      </w:pPr>
+      <w:r>
+        <w:rPr>
+          <w:rFonts w:ascii="Times New Roman" w:hAnsi="Times New Roman" w:cs="Times New Roman"/>
+        </w:rPr>
+        <w:lastRenderedPageBreak/>
+        <w:t>Optional a</w:t>
+      </w:r>
+      <w:r>
+        <w:rPr>
+          <w:rFonts w:ascii="Times New Roman" w:hAnsi="Times New Roman" w:cs="Times New Roman"/>
+        </w:rPr>
+        <w:t>ccount ID</w:t>
+      </w:r>
+    </w:p>
+    <w:p>
+      <w:pPr>
+        <w:numPr>
+          <w:ilvl w:val="0"/>
+          <w:numId w:val="17"/>
+        </w:numPr>
+        <w:tabs>
+          <w:tab w:val="clear" w:pos="360"/>
+          <w:tab w:val="num" w:pos="720"/>
+        </w:tabs>
+        <w:spacing w:line="360" w:lineRule="auto"/>
+        <w:rPr>
+          <w:rFonts w:ascii="Times New Roman" w:hAnsi="Times New Roman" w:cs="Times New Roman"/>
+        </w:rPr>
+      </w:pPr>
+      <w:r>
+        <w:rPr>
+          <w:rFonts w:ascii="Times New Roman" w:hAnsi="Times New Roman" w:cs="Times New Roman"/>
+        </w:rPr>
+        <w:t>Optional d</w:t>
+      </w:r>
+      <w:r>
+        <w:rPr>
+          <w:rFonts w:ascii="Times New Roman" w:hAnsi="Times New Roman" w:cs="Times New Roman"/>
+        </w:rPr>
+        <w:t>ate created</w:t>
+      </w:r>
+    </w:p>
+    <w:p>
+      <w:pPr>
+        <w:numPr>
+          <w:ilvl w:val="0"/>
+          <w:numId w:val="17"/>
+        </w:numPr>
+        <w:tabs>
+          <w:tab w:val="clear" w:pos="360"/>
+          <w:tab w:val="num" w:pos="720"/>
+        </w:tabs>
+        <w:spacing w:line="360" w:lineRule="auto"/>
+        <w:rPr>
+          <w:rFonts w:ascii="Times New Roman" w:hAnsi="Times New Roman" w:cs="Times New Roman"/>
+        </w:rPr>
+      </w:pPr>
+      <w:r>
+        <w:rPr>
+          <w:rFonts w:ascii="Times New Roman" w:hAnsi="Times New Roman" w:cs="Times New Roman"/>
+        </w:rPr>
+        <w:t>Optional f</w:t>
+      </w:r>
+      <w:r>
+        <w:rPr>
+          <w:rFonts w:ascii="Times New Roman" w:hAnsi="Times New Roman" w:cs="Times New Roman"/>
+        </w:rPr>
+        <w:t>ilter or sort options</w:t>
+      </w:r>
+    </w:p>
+    <w:p>
+      <w:pPr>
+        <w:spacing w:line="360" w:lineRule="auto"/>
+        <w:ind w:left="360"/>
+        <w:rPr>
+          <w:rFonts w:ascii="Times New Roman" w:hAnsi="Times New Roman" w:cs="Times New Roman"/>
+        </w:rPr>
+      </w:pPr>
+    </w:p>
+    <w:p>
+      <w:pPr>
+        <w:spacing w:line="360" w:lineRule="auto"/>
         <w:rPr>
           <w:rFonts w:ascii="Times New Roman" w:hAnsi="Times New Roman" w:cs="Times New Roman"/>
           <w:sz w:val="28"/>
           <w:szCs w:val="28"/>
           <w:u w:val="single"/>
         </w:rPr>
-        <w:lastRenderedPageBreak/>
-        <w:t>9. Player accounts management page</w:t>
-      </w:r>
-    </w:p>
-    <w:p>
-      <w:pPr>
-        <w:spacing w:line="360" w:lineRule="auto"/>
-        <w:rPr>
-          <w:rFonts w:ascii="Times New Roman" w:hAnsi="Times New Roman" w:cs="Times New Roman"/>
-        </w:rPr>
-      </w:pPr>
-      <w:r>
-        <w:rPr>
-          <w:rFonts w:ascii="Times New Roman" w:hAnsi="Times New Roman" w:cs="Times New Roman"/>
-        </w:rPr>
-        <w:t>This page lets the administrator view account information.</w:t>
-      </w:r>
-    </w:p>
-    <w:p>
-      <w:pPr>
-        <w:spacing w:line="360" w:lineRule="auto"/>
-        <w:rPr>
-          <w:rFonts w:ascii="Times New Roman" w:hAnsi="Times New Roman" w:cs="Times New Roman"/>
-        </w:rPr>
-      </w:pPr>
-      <w:r>
-        <w:rPr>
-          <w:rFonts w:ascii="Times New Roman" w:hAnsi="Times New Roman" w:cs="Times New Roman"/>
-        </w:rPr>
-        <w:t>Features:</w:t>
-      </w:r>
-    </w:p>
-    <w:p>
-      <w:pPr>
-        <w:numPr>
-          <w:ilvl w:val="0"/>
-          <w:numId w:val="17"/>
-        </w:numPr>
-        <w:tabs>
-          <w:tab w:val="clear" w:pos="360"/>
-          <w:tab w:val="num" w:pos="720"/>
-        </w:tabs>
-        <w:spacing w:line="360" w:lineRule="auto"/>
-        <w:rPr>
-          <w:rFonts w:ascii="Times New Roman" w:hAnsi="Times New Roman" w:cs="Times New Roman"/>
-        </w:rPr>
-      </w:pPr>
-      <w:r>
-        <w:rPr>
-          <w:rFonts w:ascii="Times New Roman" w:hAnsi="Times New Roman" w:cs="Times New Roman"/>
-        </w:rPr>
-        <w:t>Table of player accounts</w:t>
-      </w:r>
-    </w:p>
-    <w:p>
-      <w:pPr>
-        <w:numPr>
-          <w:ilvl w:val="0"/>
-          <w:numId w:val="17"/>
-        </w:numPr>
-        <w:tabs>
-          <w:tab w:val="clear" w:pos="360"/>
-          <w:tab w:val="num" w:pos="720"/>
-        </w:tabs>
-        <w:spacing w:line="360" w:lineRule="auto"/>
-        <w:rPr>
-          <w:rFonts w:ascii="Times New Roman" w:hAnsi="Times New Roman" w:cs="Times New Roman"/>
-        </w:rPr>
-      </w:pPr>
-      <w:r>
-        <w:rPr>
-          <w:rFonts w:ascii="Times New Roman" w:hAnsi="Times New Roman" w:cs="Times New Roman"/>
-        </w:rPr>
-        <w:t>Username</w:t>
-      </w:r>
-    </w:p>
-    <w:p>
-      <w:pPr>
-        <w:numPr>
-          <w:ilvl w:val="0"/>
-          <w:numId w:val="17"/>
-        </w:numPr>
-        <w:tabs>
-          <w:tab w:val="clear" w:pos="360"/>
-          <w:tab w:val="num" w:pos="720"/>
-        </w:tabs>
-        <w:spacing w:line="360" w:lineRule="auto"/>
-        <w:rPr>
-          <w:rFonts w:ascii="Times New Roman" w:hAnsi="Times New Roman" w:cs="Times New Roman"/>
-        </w:rPr>
-      </w:pPr>
-      <w:r>
-        <w:rPr>
-          <w:rFonts w:ascii="Times New Roman" w:hAnsi="Times New Roman" w:cs="Times New Roman"/>
-        </w:rPr>
-        <w:t>Email</w:t>
-      </w:r>
-    </w:p>
-    <w:p>
-      <w:pPr>
-        <w:numPr>
-          <w:ilvl w:val="0"/>
-          <w:numId w:val="17"/>
-        </w:numPr>
-        <w:tabs>
-          <w:tab w:val="clear" w:pos="360"/>
-          <w:tab w:val="num" w:pos="720"/>
-        </w:tabs>
-        <w:spacing w:line="360" w:lineRule="auto"/>
-        <w:rPr>
-          <w:rFonts w:ascii="Times New Roman" w:hAnsi="Times New Roman" w:cs="Times New Roman"/>
-        </w:rPr>
-      </w:pPr>
-      <w:r>
-        <w:rPr>
-          <w:rFonts w:ascii="Times New Roman" w:hAnsi="Times New Roman" w:cs="Times New Roman"/>
-        </w:rPr>
-        <w:t>Account ID if needed</w:t>
-      </w:r>
-    </w:p>
-    <w:p>
-      <w:pPr>
-        <w:numPr>
-          <w:ilvl w:val="0"/>
-          <w:numId w:val="17"/>
-        </w:numPr>
-        <w:tabs>
-          <w:tab w:val="clear" w:pos="360"/>
-          <w:tab w:val="num" w:pos="720"/>
-        </w:tabs>
-        <w:spacing w:line="360" w:lineRule="auto"/>
-        <w:rPr>
-          <w:rFonts w:ascii="Times New Roman" w:hAnsi="Times New Roman" w:cs="Times New Roman"/>
-        </w:rPr>
-      </w:pPr>
-      <w:r>
-        <w:rPr>
-          <w:rFonts w:ascii="Times New Roman" w:hAnsi="Times New Roman" w:cs="Times New Roman"/>
-        </w:rPr>
-        <w:t>Date created if needed</w:t>
-      </w:r>
-    </w:p>
-    <w:p>
-      <w:pPr>
-        <w:numPr>
-          <w:ilvl w:val="0"/>
-          <w:numId w:val="17"/>
-        </w:numPr>
-        <w:tabs>
-          <w:tab w:val="clear" w:pos="360"/>
-          <w:tab w:val="num" w:pos="720"/>
-        </w:tabs>
-        <w:spacing w:line="360" w:lineRule="auto"/>
-        <w:rPr>
-          <w:rFonts w:ascii="Times New Roman" w:hAnsi="Times New Roman" w:cs="Times New Roman"/>
-        </w:rPr>
-      </w:pPr>
-      <w:r>
-        <w:rPr>
-          <w:rFonts w:ascii="Times New Roman" w:hAnsi="Times New Roman" w:cs="Times New Roman"/>
-        </w:rPr>
-        <w:t>Search bar</w:t>
-      </w:r>
-    </w:p>
-    <w:p>
-      <w:pPr>
-        <w:numPr>
-          <w:ilvl w:val="0"/>
-          <w:numId w:val="17"/>
-        </w:numPr>
-        <w:tabs>
-          <w:tab w:val="clear" w:pos="360"/>
-          <w:tab w:val="num" w:pos="720"/>
-        </w:tabs>
-        <w:spacing w:line="360" w:lineRule="auto"/>
-        <w:rPr>
-          <w:rFonts w:ascii="Times New Roman" w:hAnsi="Times New Roman" w:cs="Times New Roman"/>
-        </w:rPr>
-      </w:pPr>
-      <w:r>
-        <w:rPr>
-          <w:rFonts w:ascii="Times New Roman" w:hAnsi="Times New Roman" w:cs="Times New Roman"/>
-        </w:rPr>
-        <w:t>Filter or sort options if you want</w:t>
-      </w:r>
-    </w:p>
-    <w:p>
-      <w:pPr>
-        <w:numPr>
-          <w:ilvl w:val="0"/>
-          <w:numId w:val="17"/>
-        </w:numPr>
-        <w:tabs>
-          <w:tab w:val="clear" w:pos="360"/>
-          <w:tab w:val="num" w:pos="720"/>
-        </w:tabs>
-        <w:spacing w:line="360" w:lineRule="auto"/>
-        <w:rPr>
-          <w:rFonts w:ascii="Times New Roman" w:hAnsi="Times New Roman" w:cs="Times New Roman"/>
-        </w:rPr>
-      </w:pPr>
-      <w:r>
-        <w:rPr>
-          <w:rFonts w:ascii="Times New Roman" w:hAnsi="Times New Roman" w:cs="Times New Roman"/>
-        </w:rPr>
-        <w:t>Back button to admin dashboard</w:t>
-      </w:r>
-    </w:p>
-    <w:p>
-      <w:pPr>
-        <w:spacing w:line="360" w:lineRule="auto"/>
-        <w:ind w:left="360"/>
-        <w:rPr>
-          <w:rFonts w:ascii="Times New Roman" w:hAnsi="Times New Roman" w:cs="Times New Roman"/>
-        </w:rPr>
-      </w:pPr>
-    </w:p>
-    <w:p>
-      <w:pPr>
-        <w:spacing w:line="360" w:lineRule="auto"/>
+      </w:pPr>
+      <w:r>
         <w:rPr>
           <w:rFonts w:ascii="Times New Roman" w:hAnsi="Times New Roman" w:cs="Times New Roman"/>
           <w:sz w:val="28"/>
           <w:szCs w:val="28"/>
           <w:u w:val="single"/>
         </w:rPr>
-      </w:pPr>
-      <w:r>
+        <w:t>10. Player results management page</w:t>
+      </w:r>
+    </w:p>
+    <w:p>
+      <w:pPr>
+        <w:spacing w:line="360" w:lineRule="auto"/>
+        <w:rPr>
+          <w:rFonts w:ascii="Times New Roman" w:hAnsi="Times New Roman" w:cs="Times New Roman"/>
+        </w:rPr>
+      </w:pPr>
+      <w:r>
+        <w:rPr>
+          <w:rFonts w:ascii="Times New Roman" w:hAnsi="Times New Roman" w:cs="Times New Roman"/>
+        </w:rPr>
+        <w:t>This page lets the administrator see players’ game results.</w:t>
+      </w:r>
+    </w:p>
+    <w:p>
+      <w:pPr>
+        <w:spacing w:line="360" w:lineRule="auto"/>
+        <w:rPr>
+          <w:rFonts w:ascii="Times New Roman" w:hAnsi="Times New Roman" w:cs="Times New Roman"/>
+        </w:rPr>
+      </w:pPr>
+      <w:r>
+        <w:rPr>
+          <w:rFonts w:ascii="Times New Roman" w:hAnsi="Times New Roman" w:cs="Times New Roman"/>
+        </w:rPr>
+        <w:t>Features:</w:t>
+      </w:r>
+    </w:p>
+    <w:p>
+      <w:pPr>
+        <w:numPr>
+          <w:ilvl w:val="0"/>
+          <w:numId w:val="18"/>
+        </w:numPr>
+        <w:tabs>
+          <w:tab w:val="clear" w:pos="360"/>
+          <w:tab w:val="num" w:pos="720"/>
+        </w:tabs>
+        <w:spacing w:line="360" w:lineRule="auto"/>
+        <w:rPr>
+          <w:rFonts w:ascii="Times New Roman" w:hAnsi="Times New Roman" w:cs="Times New Roman"/>
+        </w:rPr>
+      </w:pPr>
+      <w:r>
+        <w:rPr>
+          <w:rFonts w:ascii="Times New Roman" w:hAnsi="Times New Roman" w:cs="Times New Roman"/>
+        </w:rPr>
+        <w:t>Table of player results</w:t>
+      </w:r>
+    </w:p>
+    <w:p>
+      <w:pPr>
+        <w:numPr>
+          <w:ilvl w:val="0"/>
+          <w:numId w:val="18"/>
+        </w:numPr>
+        <w:tabs>
+          <w:tab w:val="clear" w:pos="360"/>
+          <w:tab w:val="num" w:pos="720"/>
+        </w:tabs>
+        <w:spacing w:line="360" w:lineRule="auto"/>
+        <w:rPr>
+          <w:rFonts w:ascii="Times New Roman" w:hAnsi="Times New Roman" w:cs="Times New Roman"/>
+        </w:rPr>
+      </w:pPr>
+      <w:r>
+        <w:rPr>
+          <w:rFonts w:ascii="Times New Roman" w:hAnsi="Times New Roman" w:cs="Times New Roman"/>
+        </w:rPr>
+        <w:t>Player username</w:t>
+      </w:r>
+    </w:p>
+    <w:p>
+      <w:pPr>
+        <w:numPr>
+          <w:ilvl w:val="0"/>
+          <w:numId w:val="18"/>
+        </w:numPr>
+        <w:tabs>
+          <w:tab w:val="clear" w:pos="360"/>
+          <w:tab w:val="num" w:pos="720"/>
+        </w:tabs>
+        <w:spacing w:line="360" w:lineRule="auto"/>
+        <w:rPr>
+          <w:rFonts w:ascii="Times New Roman" w:hAnsi="Times New Roman" w:cs="Times New Roman"/>
+        </w:rPr>
+      </w:pPr>
+      <w:r>
+        <w:rPr>
+          <w:rFonts w:ascii="Times New Roman" w:hAnsi="Times New Roman" w:cs="Times New Roman"/>
+        </w:rPr>
+        <w:t>Score</w:t>
+      </w:r>
+    </w:p>
+    <w:p>
+      <w:pPr>
+        <w:numPr>
+          <w:ilvl w:val="0"/>
+          <w:numId w:val="18"/>
+        </w:numPr>
+        <w:tabs>
+          <w:tab w:val="clear" w:pos="360"/>
+          <w:tab w:val="num" w:pos="720"/>
+        </w:tabs>
+        <w:spacing w:line="360" w:lineRule="auto"/>
+        <w:rPr>
+          <w:rFonts w:ascii="Times New Roman" w:hAnsi="Times New Roman" w:cs="Times New Roman"/>
+        </w:rPr>
+      </w:pPr>
+      <w:r>
+        <w:rPr>
+          <w:rFonts w:ascii="Times New Roman" w:hAnsi="Times New Roman" w:cs="Times New Roman"/>
+        </w:rPr>
+        <w:t>Highest scores</w:t>
+      </w:r>
+    </w:p>
+    <w:p>
+      <w:pPr>
+        <w:numPr>
+          <w:ilvl w:val="0"/>
+          <w:numId w:val="18"/>
+        </w:numPr>
+        <w:tabs>
+          <w:tab w:val="clear" w:pos="360"/>
+          <w:tab w:val="num" w:pos="720"/>
+        </w:tabs>
+        <w:spacing w:line="360" w:lineRule="auto"/>
+        <w:rPr>
+          <w:rFonts w:ascii="Times New Roman" w:hAnsi="Times New Roman" w:cs="Times New Roman"/>
+        </w:rPr>
+      </w:pPr>
+      <w:r>
+        <w:rPr>
+          <w:rFonts w:ascii="Times New Roman" w:hAnsi="Times New Roman" w:cs="Times New Roman"/>
+        </w:rPr>
+        <w:t>Search feature</w:t>
+      </w:r>
+    </w:p>
+    <w:p>
+      <w:pPr>
+        <w:numPr>
+          <w:ilvl w:val="0"/>
+          <w:numId w:val="18"/>
+        </w:numPr>
+        <w:tabs>
+          <w:tab w:val="clear" w:pos="360"/>
+          <w:tab w:val="num" w:pos="720"/>
+        </w:tabs>
+        <w:spacing w:line="360" w:lineRule="auto"/>
+        <w:rPr>
+          <w:rFonts w:ascii="Times New Roman" w:hAnsi="Times New Roman" w:cs="Times New Roman"/>
+        </w:rPr>
+      </w:pPr>
+      <w:r>
+        <w:rPr>
+          <w:rFonts w:ascii="Times New Roman" w:hAnsi="Times New Roman" w:cs="Times New Roman"/>
+        </w:rPr>
+        <w:t>Sort by score or date</w:t>
+      </w:r>
+    </w:p>
+    <w:p>
+      <w:pPr>
+        <w:numPr>
+          <w:ilvl w:val="0"/>
+          <w:numId w:val="18"/>
+        </w:numPr>
+        <w:tabs>
+          <w:tab w:val="clear" w:pos="360"/>
+          <w:tab w:val="num" w:pos="720"/>
+        </w:tabs>
+        <w:spacing w:line="360" w:lineRule="auto"/>
+        <w:rPr>
+          <w:rFonts w:ascii="Times New Roman" w:hAnsi="Times New Roman" w:cs="Times New Roman"/>
+        </w:rPr>
+      </w:pPr>
+      <w:r>
+        <w:rPr>
+          <w:rFonts w:ascii="Times New Roman" w:hAnsi="Times New Roman" w:cs="Times New Roman"/>
+        </w:rPr>
+        <w:t>Back button to admin dashboard</w:t>
+      </w:r>
+    </w:p>
+    <w:p>
+      <w:pPr>
+        <w:numPr>
+          <w:ilvl w:val="0"/>
+          <w:numId w:val="18"/>
+        </w:numPr>
+        <w:tabs>
+          <w:tab w:val="clear" w:pos="360"/>
+          <w:tab w:val="num" w:pos="720"/>
+        </w:tabs>
+        <w:spacing w:line="360" w:lineRule="auto"/>
+        <w:rPr>
+          <w:rFonts w:ascii="Times New Roman" w:hAnsi="Times New Roman" w:cs="Times New Roman"/>
+        </w:rPr>
+      </w:pPr>
+      <w:r>
+        <w:rPr>
+          <w:rFonts w:ascii="Times New Roman" w:hAnsi="Times New Roman" w:cs="Times New Roman"/>
+        </w:rPr>
+        <w:t>Optional d</w:t>
+      </w:r>
+      <w:r>
+        <w:rPr>
+          <w:rFonts w:ascii="Times New Roman" w:hAnsi="Times New Roman" w:cs="Times New Roman"/>
+        </w:rPr>
+        <w:t>ate played</w:t>
+      </w:r>
+    </w:p>
+    <w:p>
+      <w:pPr>
+        <w:spacing w:line="360" w:lineRule="auto"/>
+        <w:rPr>
+          <w:rFonts w:ascii="Times New Roman" w:hAnsi="Times New Roman" w:cs="Times New Roman"/>
+        </w:rPr>
+      </w:pPr>
+    </w:p>
+    <w:p>
+      <w:pPr>
+        <w:spacing w:line="360" w:lineRule="auto"/>
         <w:rPr>
           <w:rFonts w:ascii="Times New Roman" w:hAnsi="Times New Roman" w:cs="Times New Roman"/>
           <w:sz w:val="28"/>
           <w:szCs w:val="28"/>
           <w:u w:val="single"/>
         </w:rPr>
-        <w:t>10. Player results management page</w:t>
-      </w:r>
-    </w:p>
-    <w:p>
-      <w:pPr>
-        <w:spacing w:line="360" w:lineRule="auto"/>
-        <w:rPr>
-          <w:rFonts w:ascii="Times New Roman" w:hAnsi="Times New Roman" w:cs="Times New Roman"/>
-        </w:rPr>
-      </w:pPr>
-      <w:r>
-        <w:rPr>
-          <w:rFonts w:ascii="Times New Roman" w:hAnsi="Times New Roman" w:cs="Times New Roman"/>
-        </w:rPr>
-        <w:t>This page lets the administrator see players’ game results.</w:t>
-      </w:r>
-    </w:p>
-    <w:p>
-      <w:pPr>
-        <w:spacing w:line="360" w:lineRule="auto"/>
-        <w:rPr>
-          <w:rFonts w:ascii="Times New Roman" w:hAnsi="Times New Roman" w:cs="Times New Roman"/>
-        </w:rPr>
-      </w:pPr>
-      <w:r>
-        <w:rPr>
-          <w:rFonts w:ascii="Times New Roman" w:hAnsi="Times New Roman" w:cs="Times New Roman"/>
-        </w:rPr>
-        <w:t>Features:</w:t>
-      </w:r>
-    </w:p>
-    <w:p>
-      <w:pPr>
-        <w:numPr>
-          <w:ilvl w:val="0"/>
-          <w:numId w:val="18"/>
-        </w:numPr>
-        <w:tabs>
-          <w:tab w:val="clear" w:pos="360"/>
-          <w:tab w:val="num" w:pos="720"/>
-        </w:tabs>
-        <w:spacing w:line="360" w:lineRule="auto"/>
-        <w:rPr>
-          <w:rFonts w:ascii="Times New Roman" w:hAnsi="Times New Roman" w:cs="Times New Roman"/>
-        </w:rPr>
-      </w:pPr>
-      <w:r>
-        <w:rPr>
-          <w:rFonts w:ascii="Times New Roman" w:hAnsi="Times New Roman" w:cs="Times New Roman"/>
-        </w:rPr>
-        <w:t>Table of player results</w:t>
-      </w:r>
-    </w:p>
-    <w:p>
-      <w:pPr>
-        <w:numPr>
-          <w:ilvl w:val="0"/>
-          <w:numId w:val="18"/>
-        </w:numPr>
-        <w:tabs>
-          <w:tab w:val="clear" w:pos="360"/>
-          <w:tab w:val="num" w:pos="720"/>
-        </w:tabs>
-        <w:spacing w:line="360" w:lineRule="auto"/>
-        <w:rPr>
-          <w:rFonts w:ascii="Times New Roman" w:hAnsi="Times New Roman" w:cs="Times New Roman"/>
-        </w:rPr>
-      </w:pPr>
-      <w:r>
-        <w:rPr>
-          <w:rFonts w:ascii="Times New Roman" w:hAnsi="Times New Roman" w:cs="Times New Roman"/>
-        </w:rPr>
-        <w:t>Player username</w:t>
-      </w:r>
-    </w:p>
-    <w:p>
-      <w:pPr>
-        <w:numPr>
-          <w:ilvl w:val="0"/>
-          <w:numId w:val="18"/>
-        </w:numPr>
-        <w:tabs>
-          <w:tab w:val="clear" w:pos="360"/>
-          <w:tab w:val="num" w:pos="720"/>
-        </w:tabs>
-        <w:spacing w:line="360" w:lineRule="auto"/>
-        <w:rPr>
-          <w:rFonts w:ascii="Times New Roman" w:hAnsi="Times New Roman" w:cs="Times New Roman"/>
-        </w:rPr>
-      </w:pPr>
-      <w:r>
-        <w:rPr>
-          <w:rFonts w:ascii="Times New Roman" w:hAnsi="Times New Roman" w:cs="Times New Roman"/>
-        </w:rPr>
-        <w:t>Score</w:t>
-      </w:r>
-    </w:p>
-    <w:p>
-      <w:pPr>
-        <w:numPr>
-          <w:ilvl w:val="0"/>
-          <w:numId w:val="18"/>
-        </w:numPr>
-        <w:tabs>
-          <w:tab w:val="clear" w:pos="360"/>
-          <w:tab w:val="num" w:pos="720"/>
-        </w:tabs>
-        <w:spacing w:line="360" w:lineRule="auto"/>
-        <w:rPr>
-          <w:rFonts w:ascii="Times New Roman" w:hAnsi="Times New Roman" w:cs="Times New Roman"/>
-        </w:rPr>
-      </w:pPr>
-      <w:r>
-        <w:rPr>
-          <w:rFonts w:ascii="Times New Roman" w:hAnsi="Times New Roman" w:cs="Times New Roman"/>
-        </w:rPr>
-        <w:t>Date played</w:t>
-      </w:r>
-    </w:p>
-    <w:p>
-      <w:pPr>
-        <w:numPr>
-          <w:ilvl w:val="0"/>
-          <w:numId w:val="18"/>
-        </w:numPr>
-        <w:tabs>
-          <w:tab w:val="clear" w:pos="360"/>
-          <w:tab w:val="num" w:pos="720"/>
-        </w:tabs>
-        <w:spacing w:line="360" w:lineRule="auto"/>
-        <w:rPr>
-          <w:rFonts w:ascii="Times New Roman" w:hAnsi="Times New Roman" w:cs="Times New Roman"/>
-        </w:rPr>
-      </w:pPr>
-      <w:r>
-        <w:rPr>
-          <w:rFonts w:ascii="Times New Roman" w:hAnsi="Times New Roman" w:cs="Times New Roman"/>
-        </w:rPr>
-        <w:t>Highest scores</w:t>
-      </w:r>
-    </w:p>
-    <w:p>
-      <w:pPr>
-        <w:numPr>
-          <w:ilvl w:val="0"/>
-          <w:numId w:val="18"/>
-        </w:numPr>
-        <w:tabs>
-          <w:tab w:val="clear" w:pos="360"/>
-          <w:tab w:val="num" w:pos="720"/>
-        </w:tabs>
-        <w:spacing w:line="360" w:lineRule="auto"/>
-        <w:rPr>
-          <w:rFonts w:ascii="Times New Roman" w:hAnsi="Times New Roman" w:cs="Times New Roman"/>
-        </w:rPr>
-      </w:pPr>
-      <w:r>
-        <w:rPr>
-          <w:rFonts w:ascii="Times New Roman" w:hAnsi="Times New Roman" w:cs="Times New Roman"/>
-        </w:rPr>
-        <w:t>Search feature</w:t>
-      </w:r>
-    </w:p>
-    <w:p>
-      <w:pPr>
-        <w:numPr>
-          <w:ilvl w:val="0"/>
-          <w:numId w:val="18"/>
-        </w:numPr>
-        <w:tabs>
-          <w:tab w:val="clear" w:pos="360"/>
-          <w:tab w:val="num" w:pos="720"/>
-        </w:tabs>
-        <w:spacing w:line="360" w:lineRule="auto"/>
-        <w:rPr>
-          <w:rFonts w:ascii="Times New Roman" w:hAnsi="Times New Roman" w:cs="Times New Roman"/>
-        </w:rPr>
-      </w:pPr>
-      <w:r>
-        <w:rPr>
-          <w:rFonts w:ascii="Times New Roman" w:hAnsi="Times New Roman" w:cs="Times New Roman"/>
-        </w:rPr>
-        <w:t>Sort by score or date</w:t>
-      </w:r>
-    </w:p>
-    <w:p>
-      <w:pPr>
-        <w:numPr>
-          <w:ilvl w:val="0"/>
-          <w:numId w:val="18"/>
-        </w:numPr>
-        <w:tabs>
-          <w:tab w:val="clear" w:pos="360"/>
-          <w:tab w:val="num" w:pos="720"/>
-        </w:tabs>
-        <w:spacing w:line="360" w:lineRule="auto"/>
-        <w:rPr>
-          <w:rFonts w:ascii="Times New Roman" w:hAnsi="Times New Roman" w:cs="Times New Roman"/>
-        </w:rPr>
-      </w:pPr>
-      <w:r>
-        <w:rPr>
-          <w:rFonts w:ascii="Times New Roman" w:hAnsi="Times New Roman" w:cs="Times New Roman"/>
-        </w:rPr>
-        <w:t>Back button to admin dashboard</w:t>
-      </w:r>
-    </w:p>
-    <w:p>
-      <w:pPr>
-        <w:spacing w:line="360" w:lineRule="auto"/>
-        <w:rPr>
-          <w:rFonts w:ascii="Times New Roman" w:hAnsi="Times New Roman" w:cs="Times New Roman"/>
-        </w:rPr>
-      </w:pPr>
-    </w:p>
-    <w:p>
-      <w:pPr>
-        <w:spacing w:line="360" w:lineRule="auto"/>
-        <w:rPr>
-          <w:rFonts w:ascii="Times New Roman" w:hAnsi="Times New Roman" w:cs="Times New Roman"/>
-        </w:rPr>
-      </w:pPr>
-    </w:p>
-    <w:p>
-      <w:pPr>
-        <w:spacing w:line="360" w:lineRule="auto"/>
+      </w:pPr>
+      <w:r>
         <w:rPr>
           <w:rFonts w:ascii="Times New Roman" w:hAnsi="Times New Roman" w:cs="Times New Roman"/>
           <w:sz w:val="28"/>
           <w:szCs w:val="28"/>
           <w:u w:val="single"/>
         </w:rPr>
-      </w:pPr>
-      <w:r>
-        <w:rPr>
-          <w:rFonts w:ascii="Times New Roman" w:hAnsi="Times New Roman" w:cs="Times New Roman"/>
-          <w:sz w:val="28"/>
-          <w:szCs w:val="28"/>
-          <w:u w:val="single"/>
-        </w:rPr>
-        <w:lastRenderedPageBreak/>
         <w:t>11. Profile page (optional)</w:t>
       </w:r>
     </w:p>

--- a/Documents/Features.docx
+++ b/Documents/Features.docx
@@ -1266,6 +1266,12 @@
         </w:rPr>
         <w:t>Upgrades section</w:t>
       </w:r>
+      <w:r>
+        <w:rPr>
+          <w:rFonts w:ascii="Times New Roman" w:hAnsi="Times New Roman" w:cs="Times New Roman"/>
+        </w:rPr>
+        <w:t xml:space="preserve"> (left)</w:t>
+      </w:r>
     </w:p>
     <w:p>
       <w:pPr>
@@ -1285,6 +1291,27 @@
         <w:rPr>
           <w:rFonts w:ascii="Times New Roman" w:hAnsi="Times New Roman" w:cs="Times New Roman"/>
         </w:rPr>
+        <w:t>Leaderboard section (right)</w:t>
+      </w:r>
+    </w:p>
+    <w:p>
+      <w:pPr>
+        <w:numPr>
+          <w:ilvl w:val="0"/>
+          <w:numId w:val="14"/>
+        </w:numPr>
+        <w:tabs>
+          <w:tab w:val="num" w:pos="720"/>
+        </w:tabs>
+        <w:spacing w:line="360" w:lineRule="auto"/>
+        <w:rPr>
+          <w:rFonts w:ascii="Times New Roman" w:hAnsi="Times New Roman" w:cs="Times New Roman"/>
+        </w:rPr>
+      </w:pPr>
+      <w:r>
+        <w:rPr>
+          <w:rFonts w:ascii="Times New Roman" w:hAnsi="Times New Roman" w:cs="Times New Roman"/>
+        </w:rPr>
         <w:t>Visual feedback when clicking</w:t>
       </w:r>
     </w:p>
@@ -1307,6 +1334,27 @@
           <w:rFonts w:ascii="Times New Roman" w:hAnsi="Times New Roman" w:cs="Times New Roman"/>
         </w:rPr>
         <w:t>Save result function for logged-in players</w:t>
+      </w:r>
+    </w:p>
+    <w:p>
+      <w:pPr>
+        <w:numPr>
+          <w:ilvl w:val="0"/>
+          <w:numId w:val="14"/>
+        </w:numPr>
+        <w:tabs>
+          <w:tab w:val="num" w:pos="720"/>
+        </w:tabs>
+        <w:spacing w:line="360" w:lineRule="auto"/>
+        <w:rPr>
+          <w:rFonts w:ascii="Times New Roman" w:hAnsi="Times New Roman" w:cs="Times New Roman"/>
+        </w:rPr>
+      </w:pPr>
+      <w:r>
+        <w:rPr>
+          <w:rFonts w:ascii="Times New Roman" w:hAnsi="Times New Roman" w:cs="Times New Roman"/>
+        </w:rPr>
+        <w:t>Home button</w:t>
       </w:r>
     </w:p>
     <w:p>
@@ -1365,6 +1413,7 @@
         <w:rPr>
           <w:rFonts w:ascii="Times New Roman" w:hAnsi="Times New Roman" w:cs="Times New Roman"/>
         </w:rPr>
+        <w:lastRenderedPageBreak/>
         <w:t>Features:</w:t>
       </w:r>
     </w:p>
@@ -1407,7 +1456,6 @@
         <w:rPr>
           <w:rFonts w:ascii="Times New Roman" w:hAnsi="Times New Roman" w:cs="Times New Roman"/>
         </w:rPr>
-        <w:lastRenderedPageBreak/>
         <w:t>Highest score</w:t>
       </w:r>
     </w:p>
@@ -1846,6 +1894,7 @@
         <w:rPr>
           <w:rFonts w:ascii="Times New Roman" w:hAnsi="Times New Roman" w:cs="Times New Roman"/>
         </w:rPr>
+        <w:lastRenderedPageBreak/>
         <w:t>Search bar</w:t>
       </w:r>
     </w:p>
@@ -1890,7 +1939,6 @@
         <w:rPr>
           <w:rFonts w:ascii="Times New Roman" w:hAnsi="Times New Roman" w:cs="Times New Roman"/>
         </w:rPr>
-        <w:lastRenderedPageBreak/>
         <w:t>Optional a</w:t>
       </w:r>
       <w:r>
@@ -2358,6 +2406,7 @@
         <w:rPr>
           <w:rFonts w:ascii="Times New Roman" w:hAnsi="Times New Roman" w:cs="Times New Roman"/>
         </w:rPr>
+        <w:lastRenderedPageBreak/>
         <w:t>Back button</w:t>
       </w:r>
     </w:p>
